--- a/Pedido_2026-10-03_Edicion_Oficio/06_HyG_2do_Curso/Historia_y_Geografia_2do_Curso_SOLUCIONARIO_DOCENTE.docx
+++ b/Pedido_2026-10-03_Edicion_Oficio/06_HyG_2do_Curso/Historia_y_Geografia_2do_Curso_SOLUCIONARIO_DOCENTE.docx
@@ -67,7 +67,7 @@
           <w:i w:val="0"/>
           <w:sz w:val="22"/>
         </w:rPr>
-        <w:t>Plan Común · Programa del Ministerio de Educación y Ciencias</w:t>
+        <w:t>Programa de Estudio del Ministerio de Educación y Ciencias</w:t>
       </w:r>
     </w:p>
     <w:p>
@@ -81,7 +81,7 @@
           <w:i w:val="0"/>
           <w:sz w:val="23"/>
         </w:rPr>
-        <w:t>Cuadernillo de trabajo del estudiante</w:t>
+        <w:t>Documento exclusivo para el docente</w:t>
       </w:r>
     </w:p>
     <w:p>
@@ -112,20 +112,6 @@
           <w:sz w:val="24"/>
         </w:rPr>
         <w:t>Claves de corrección de las 28 clases y de las 8 evaluaciones</w:t>
-      </w:r>
-    </w:p>
-    <w:p>
-      <w:pPr>
-        <w:spacing w:before="0" w:after="80"/>
-        <w:jc w:val="center"/>
-      </w:pPr>
-      <w:r>
-        <w:rPr>
-          <w:b w:val="0"/>
-          <w:i/>
-          <w:sz w:val="21"/>
-        </w:rPr>
-        <w:t>Escuchar · Hablar · Leer · Escribir</w:t>
       </w:r>
     </w:p>
     <w:p/>
